--- a/web-app/files/docx_templates/APUPZBSAIKO1.00013-03-25 - Aneks IKO_TEMPLATE.docx
+++ b/web-app/files/docx_templates/APUPZBSAIKO1.00013-03-25 - Aneks IKO_TEMPLATE.docx
@@ -41,7 +41,7 @@
           <w:szCs w:val="20"/>
           <w:lang w:val="pl-PL"/>
         </w:rPr>
-        <w:instrText xml:space="preserve"> MERGEFIELD $d.DataPodpisaniaAneksu \* MERGEFORMAT </w:instrText>
+        <w:instrText xml:space="preserve"> MERGEFIELD  $d.dataPodpisaniaAneksuPOZ  \* MERGEFORMAT </w:instrText>
       </w:r>
       <w:r>
         <w:rPr>
@@ -62,7 +62,7 @@
           <w:szCs w:val="20"/>
           <w:lang w:val="pl-PL"/>
         </w:rPr>
-        <w:t>«$d.DataPodpisaniaAneksu»</w:t>
+        <w:t>«$d.dataPodpisaniaAneksuPOZ»</w:t>
       </w:r>
       <w:r>
         <w:rPr>
@@ -74,6 +74,8 @@
         </w:rPr>
         <w:fldChar w:fldCharType="end"/>
       </w:r>
+      <w:bookmarkStart w:id="0" w:name="_GoBack"/>
+      <w:bookmarkEnd w:id="0"/>
     </w:p>
     <w:p>
       <w:pPr>
@@ -1113,7 +1115,6 @@
                 <w:lang w:val="pl-PL"/>
               </w:rPr>
             </w:pPr>
-            <w:bookmarkStart w:id="0" w:name="_GoBack"/>
             <w:r>
               <w:rPr>
                 <w:rFonts w:ascii="Arial" w:hAnsi="Arial" w:cs="Arial"/>
@@ -1669,7 +1670,6 @@
         </w:tc>
       </w:tr>
     </w:tbl>
-    <w:bookmarkEnd w:id="0"/>
     <w:p>
       <w:pPr>
         <w:numPr>
@@ -5705,7 +5705,7 @@
         <w:sz w:val="16"/>
         <w:szCs w:val="16"/>
       </w:rPr>
-      <w:t>1</w:t>
+      <w:t>3</w:t>
     </w:r>
     <w:r>
       <w:rPr>
@@ -5965,7 +5965,7 @@
           <v:imagedata r:id="rId1" o:title=""/>
           <w10:wrap type="topAndBottom"/>
         </v:shape>
-        <o:OLEObject Type="Embed" ProgID="MSPhotoEd.3" ShapeID="_x0000_s2049" DrawAspect="Content" ObjectID="_1436871353" r:id="rId2"/>
+        <o:OLEObject Type="Embed" ProgID="MSPhotoEd.3" ShapeID="_x0000_s2049" DrawAspect="Content" ObjectID="_1437814937" r:id="rId2"/>
       </w:pict>
     </w:r>
   </w:p>
